--- a/klagomål/Norra skogen FSC-klagomål.docx
+++ b/klagomål/Norra skogen FSC-klagomål.docx
@@ -168,7 +168,7 @@
     </w:p>
     <w:p>
       <w:r>
-        <w:t>Detta klagomål behandlar höga naturvärden i avverkningsanmälan Norra skogen i Haninge kommun som inkom 2026-09-07 och omfattar 403,2 ha.</w:t>
+        <w:t>Detta klagomål behandlar höga naturvärden i avverkningsanmälan Norra skogen i Haninge kommun som inkom 2026-09-08 och omfattar 403,2 ha.</w:t>
       </w:r>
     </w:p>
     <w:p>
@@ -2253,7 +2253,7 @@
     <w:r>
       <w:tab/>
       <w:tab/>
-      <w:t>2026-09-07</w:t>
+      <w:t>2026-09-08</w:t>
       <w:br/>
       <w:br/>
     </w:r>

--- a/klagomål/Norra skogen FSC-klagomål.docx
+++ b/klagomål/Norra skogen FSC-klagomål.docx
@@ -168,7 +168,7 @@
     </w:p>
     <w:p>
       <w:r>
-        <w:t>Detta klagomål behandlar höga naturvärden i avverkningsanmälan Norra skogen i Haninge kommun som inkom 2026-09-08 och omfattar 403,2 ha.</w:t>
+        <w:t>Detta klagomål behandlar höga naturvärden i avverkningsanmälan Norra skogen i Haninge kommun som inkom 2026-09-09 och omfattar 403,2 ha.</w:t>
       </w:r>
     </w:p>
     <w:p>
@@ -2253,7 +2253,7 @@
     <w:r>
       <w:tab/>
       <w:tab/>
-      <w:t>2026-09-08</w:t>
+      <w:t>2026-09-09</w:t>
       <w:br/>
       <w:br/>
     </w:r>

--- a/klagomål/Norra skogen FSC-klagomål.docx
+++ b/klagomål/Norra skogen FSC-klagomål.docx
@@ -168,7 +168,7 @@
     </w:p>
     <w:p>
       <w:r>
-        <w:t>Detta klagomål behandlar höga naturvärden i avverkningsanmälan Norra skogen i Haninge kommun som inkom 2026-09-09 och omfattar 403,2 ha.</w:t>
+        <w:t>Detta klagomål behandlar höga naturvärden i avverkningsanmälan Norra skogen i Haninge kommun som inkom 2026-09-10 och omfattar 403,2 ha.</w:t>
       </w:r>
     </w:p>
     <w:p>
@@ -2253,7 +2253,7 @@
     <w:r>
       <w:tab/>
       <w:tab/>
-      <w:t>2026-09-09</w:t>
+      <w:t>2026-09-10</w:t>
       <w:br/>
       <w:br/>
     </w:r>

--- a/klagomål/Norra skogen FSC-klagomål.docx
+++ b/klagomål/Norra skogen FSC-klagomål.docx
@@ -168,7 +168,7 @@
     </w:p>
     <w:p>
       <w:r>
-        <w:t>Detta klagomål behandlar höga naturvärden i avverkningsanmälan Norra skogen i Haninge kommun som inkom 2026-09-10 och omfattar 403,2 ha.</w:t>
+        <w:t>Detta klagomål behandlar höga naturvärden i avverkningsanmälan Norra skogen i Haninge kommun som inkom 2026-09-11 och omfattar 403,2 ha.</w:t>
       </w:r>
     </w:p>
     <w:p>
@@ -2253,7 +2253,7 @@
     <w:r>
       <w:tab/>
       <w:tab/>
-      <w:t>2026-09-10</w:t>
+      <w:t>2026-09-11</w:t>
       <w:br/>
       <w:br/>
     </w:r>

--- a/klagomål/Norra skogen FSC-klagomål.docx
+++ b/klagomål/Norra skogen FSC-klagomål.docx
@@ -168,7 +168,7 @@
     </w:p>
     <w:p>
       <w:r>
-        <w:t>Detta klagomål behandlar höga naturvärden i avverkningsanmälan Norra skogen i Haninge kommun som inkom 2026-09-11 och omfattar 403,2 ha.</w:t>
+        <w:t>Detta klagomål behandlar höga naturvärden i avverkningsanmälan Norra skogen i Haninge kommun som inkom 2026-09-12 och omfattar 403,2 ha.</w:t>
       </w:r>
     </w:p>
     <w:p>
@@ -2253,7 +2253,7 @@
     <w:r>
       <w:tab/>
       <w:tab/>
-      <w:t>2026-09-11</w:t>
+      <w:t>2026-09-12</w:t>
       <w:br/>
       <w:br/>
     </w:r>

--- a/klagomål/Norra skogen FSC-klagomål.docx
+++ b/klagomål/Norra skogen FSC-klagomål.docx
@@ -168,7 +168,7 @@
     </w:p>
     <w:p>
       <w:r>
-        <w:t>Detta klagomål behandlar höga naturvärden i avverkningsanmälan Norra skogen i Haninge kommun som inkom 2026-09-12 och omfattar 403,2 ha.</w:t>
+        <w:t>Detta klagomål behandlar höga naturvärden i avverkningsanmälan Norra skogen i Haninge kommun som inkom 2026-09-13 och omfattar 403,2 ha.</w:t>
       </w:r>
     </w:p>
     <w:p>
@@ -2253,7 +2253,7 @@
     <w:r>
       <w:tab/>
       <w:tab/>
-      <w:t>2026-09-12</w:t>
+      <w:t>2026-09-13</w:t>
       <w:br/>
       <w:br/>
     </w:r>

--- a/klagomål/Norra skogen FSC-klagomål.docx
+++ b/klagomål/Norra skogen FSC-klagomål.docx
@@ -168,7 +168,7 @@
     </w:p>
     <w:p>
       <w:r>
-        <w:t>Detta klagomål behandlar höga naturvärden i avverkningsanmälan Norra skogen i Haninge kommun som inkom 2026-09-13 och omfattar 403,2 ha.</w:t>
+        <w:t>Detta klagomål behandlar höga naturvärden i avverkningsanmälan Norra skogen i Haninge kommun som inkom 2026-09-14 och omfattar 403,2 ha.</w:t>
       </w:r>
     </w:p>
     <w:p>
@@ -2253,7 +2253,7 @@
     <w:r>
       <w:tab/>
       <w:tab/>
-      <w:t>2026-09-13</w:t>
+      <w:t>2026-09-14</w:t>
       <w:br/>
       <w:br/>
     </w:r>

--- a/klagomål/Norra skogen FSC-klagomål.docx
+++ b/klagomål/Norra skogen FSC-klagomål.docx
@@ -168,7 +168,7 @@
     </w:p>
     <w:p>
       <w:r>
-        <w:t>Detta klagomål behandlar höga naturvärden i avverkningsanmälan Norra skogen i Haninge kommun som inkom 2026-09-14 och omfattar 403,2 ha.</w:t>
+        <w:t>Detta klagomål behandlar höga naturvärden i avverkningsanmälan Norra skogen i Haninge kommun som inkom 2026-09-15 och omfattar 403,2 ha.</w:t>
       </w:r>
     </w:p>
     <w:p>
@@ -2253,7 +2253,7 @@
     <w:r>
       <w:tab/>
       <w:tab/>
-      <w:t>2026-09-14</w:t>
+      <w:t>2026-09-15</w:t>
       <w:br/>
       <w:br/>
     </w:r>

--- a/klagomål/Norra skogen FSC-klagomål.docx
+++ b/klagomål/Norra skogen FSC-klagomål.docx
@@ -168,7 +168,7 @@
     </w:p>
     <w:p>
       <w:r>
-        <w:t>Detta klagomål behandlar höga naturvärden i avverkningsanmälan Norra skogen i Haninge kommun som inkom 2026-09-15 och omfattar 403,2 ha.</w:t>
+        <w:t>Detta klagomål behandlar höga naturvärden i avverkningsanmälan Norra skogen i Haninge kommun som inkom 2026-09-16 och omfattar 403,2 ha.</w:t>
       </w:r>
     </w:p>
     <w:p>
@@ -2253,7 +2253,7 @@
     <w:r>
       <w:tab/>
       <w:tab/>
-      <w:t>2026-09-15</w:t>
+      <w:t>2026-09-16</w:t>
       <w:br/>
       <w:br/>
     </w:r>

--- a/klagomål/Norra skogen FSC-klagomål.docx
+++ b/klagomål/Norra skogen FSC-klagomål.docx
@@ -168,7 +168,7 @@
     </w:p>
     <w:p>
       <w:r>
-        <w:t>Detta klagomål behandlar höga naturvärden i avverkningsanmälan Norra skogen i Haninge kommun som inkom 2026-09-16 och omfattar 403,2 ha.</w:t>
+        <w:t>Detta klagomål behandlar höga naturvärden i avverkningsanmälan Norra skogen i Haninge kommun som inkom 2026-09-17 och omfattar 403,2 ha.</w:t>
       </w:r>
     </w:p>
     <w:p>
@@ -2253,7 +2253,7 @@
     <w:r>
       <w:tab/>
       <w:tab/>
-      <w:t>2026-09-16</w:t>
+      <w:t>2026-09-17</w:t>
       <w:br/>
       <w:br/>
     </w:r>

--- a/klagomål/Norra skogen FSC-klagomål.docx
+++ b/klagomål/Norra skogen FSC-klagomål.docx
@@ -168,7 +168,7 @@
     </w:p>
     <w:p>
       <w:r>
-        <w:t>Detta klagomål behandlar höga naturvärden i avverkningsanmälan Norra skogen i Haninge kommun som inkom 2026-09-17 och omfattar 403,2 ha.</w:t>
+        <w:t>Detta klagomål behandlar höga naturvärden i avverkningsanmälan Norra skogen i Haninge kommun som inkom 2026-09-18 och omfattar 403,2 ha.</w:t>
       </w:r>
     </w:p>
     <w:p>
@@ -2253,7 +2253,7 @@
     <w:r>
       <w:tab/>
       <w:tab/>
-      <w:t>2026-09-17</w:t>
+      <w:t>2026-09-18</w:t>
       <w:br/>
       <w:br/>
     </w:r>

--- a/klagomål/Norra skogen FSC-klagomål.docx
+++ b/klagomål/Norra skogen FSC-klagomål.docx
@@ -168,7 +168,7 @@
     </w:p>
     <w:p>
       <w:r>
-        <w:t>Detta klagomål behandlar höga naturvärden i avverkningsanmälan Norra skogen i Haninge kommun som inkom 2026-09-18 och omfattar 403,2 ha.</w:t>
+        <w:t>Detta klagomål behandlar höga naturvärden i avverkningsanmälan Norra skogen i Haninge kommun som inkom 2026-09-19 och omfattar 403,2 ha.</w:t>
       </w:r>
     </w:p>
     <w:p>
@@ -2253,7 +2253,7 @@
     <w:r>
       <w:tab/>
       <w:tab/>
-      <w:t>2026-09-18</w:t>
+      <w:t>2026-09-19</w:t>
       <w:br/>
       <w:br/>
     </w:r>

--- a/klagomål/Norra skogen FSC-klagomål.docx
+++ b/klagomål/Norra skogen FSC-klagomål.docx
@@ -168,7 +168,7 @@
     </w:p>
     <w:p>
       <w:r>
-        <w:t>Detta klagomål behandlar höga naturvärden i avverkningsanmälan Norra skogen i Haninge kommun som inkom 2026-09-19 och omfattar 403,2 ha.</w:t>
+        <w:t>Detta klagomål behandlar höga naturvärden i avverkningsanmälan Norra skogen i Haninge kommun som inkom 2026-09-20 och omfattar 403,2 ha.</w:t>
       </w:r>
     </w:p>
     <w:p>
@@ -178,7 +178,7 @@
       <w:r>
         <w:drawing>
           <wp:inline xmlns:a="http://schemas.openxmlformats.org/drawingml/2006/main" xmlns:pic="http://schemas.openxmlformats.org/drawingml/2006/picture">
-            <wp:extent cx="5262609" cy="5724000"/>
+            <wp:extent cx="5264429" cy="5724000"/>
             <wp:docPr id="1" name="Picture 1"/>
             <wp:cNvGraphicFramePr>
               <a:graphicFrameLocks noChangeAspect="1"/>
@@ -199,7 +199,7 @@
                   <pic:spPr>
                     <a:xfrm>
                       <a:off x="0" y="0"/>
-                      <a:ext cx="5262609" cy="5724000"/>
+                      <a:ext cx="5264429" cy="5724000"/>
                     </a:xfrm>
                     <a:prstGeom prst="rect"/>
                   </pic:spPr>
@@ -2253,7 +2253,7 @@
     <w:r>
       <w:tab/>
       <w:tab/>
-      <w:t>2026-09-19</w:t>
+      <w:t>2026-09-20</w:t>
       <w:br/>
       <w:br/>
     </w:r>

--- a/klagomål/Norra skogen FSC-klagomål.docx
+++ b/klagomål/Norra skogen FSC-klagomål.docx
@@ -168,7 +168,7 @@
     </w:p>
     <w:p>
       <w:r>
-        <w:t>Detta klagomål behandlar höga naturvärden i avverkningsanmälan Norra skogen i Haninge kommun som inkom 2026-09-20 och omfattar 403,2 ha.</w:t>
+        <w:t>Detta klagomål behandlar höga naturvärden i avverkningsanmälan Norra skogen i Haninge kommun som inkom 2026-09-21 och omfattar 403,2 ha.</w:t>
       </w:r>
     </w:p>
     <w:p>
@@ -2253,7 +2253,7 @@
     <w:r>
       <w:tab/>
       <w:tab/>
-      <w:t>2026-09-20</w:t>
+      <w:t>2026-09-21</w:t>
       <w:br/>
       <w:br/>
     </w:r>

--- a/klagomål/Norra skogen FSC-klagomål.docx
+++ b/klagomål/Norra skogen FSC-klagomål.docx
@@ -168,7 +168,7 @@
     </w:p>
     <w:p>
       <w:r>
-        <w:t>Detta klagomål behandlar höga naturvärden i avverkningsanmälan Norra skogen i Haninge kommun som inkom 2026-09-21 och omfattar 403,2 ha.</w:t>
+        <w:t>Detta klagomål behandlar höga naturvärden i avverkningsanmälan Norra skogen i Haninge kommun som inkom 2026-09-22 och omfattar 403,2 ha.</w:t>
       </w:r>
     </w:p>
     <w:p>
@@ -2253,7 +2253,7 @@
     <w:r>
       <w:tab/>
       <w:tab/>
-      <w:t>2026-09-21</w:t>
+      <w:t>2026-09-22</w:t>
       <w:br/>
       <w:br/>
     </w:r>

--- a/klagomål/Norra skogen FSC-klagomål.docx
+++ b/klagomål/Norra skogen FSC-klagomål.docx
@@ -168,7 +168,7 @@
     </w:p>
     <w:p>
       <w:r>
-        <w:t>Detta klagomål behandlar höga naturvärden i avverkningsanmälan Norra skogen i Haninge kommun som inkom 2026-09-22 och omfattar 403,2 ha.</w:t>
+        <w:t>Detta klagomål behandlar höga naturvärden i avverkningsanmälan Norra skogen i Haninge kommun som inkom 2026-09-23 och omfattar 403,2 ha.</w:t>
       </w:r>
     </w:p>
     <w:p>
@@ -178,7 +178,7 @@
       <w:r>
         <w:drawing>
           <wp:inline xmlns:a="http://schemas.openxmlformats.org/drawingml/2006/main" xmlns:pic="http://schemas.openxmlformats.org/drawingml/2006/picture">
-            <wp:extent cx="5264429" cy="5724000"/>
+            <wp:extent cx="5193774" cy="5724000"/>
             <wp:docPr id="1" name="Picture 1"/>
             <wp:cNvGraphicFramePr>
               <a:graphicFrameLocks noChangeAspect="1"/>
@@ -199,7 +199,7 @@
                   <pic:spPr>
                     <a:xfrm>
                       <a:off x="0" y="0"/>
-                      <a:ext cx="5264429" cy="5724000"/>
+                      <a:ext cx="5193774" cy="5724000"/>
                     </a:xfrm>
                     <a:prstGeom prst="rect"/>
                   </pic:spPr>
@@ -221,7 +221,7 @@
     </w:p>
     <w:p>
       <w:r>
-        <w:t>I och inom 24 meter från avverkningsanmälan finns fynd av 69 naturvårdsarter, varav 29 är rödlistade, 26 är fridlysta, 35 är typiska (T) och 25 är signalarter (S): ejder (EN, §4), grangråticka (VU, T), gråtrut (VU, §4), rotfingersvamp (VU), dofttaggsvamp (NT, T), drillsnäppa (NT, §4), dropptaggsvamp (NT, T), fjällig taggsvamp s.str. (NT), flattoppad klubbsvamp (NT), fyrflikig jordstjärna (NT, T), grantaggsvamp (NT), grönhjon (NT), gulsparv (NT, §4), jungfrulin (NT), kandelabersvamp (NT, T), kattfotslav (NT, T), kricka (NT, §4), mindre hackspett (NT, T, §4), motaggsvamp (NT, T), orange taggsvamp (NT, T), reliktbock (NT, T), silltrut (NT, §4), skarp dropptaggsvamp (NT), sädesärla (NT, §4), sårläka (NT, T), tallticka (NT, T), ullticka (NT, T), vedskivlav (NT, T), vedtrappmossa (NT, T), barkticka (S, T), björksplintborre (S), blodticka (S, T), blomkålssvamp (S), blåmossa (S, T), bronshjon (S, T), granbarkgnagare (S, T), grovticka (S, T), grönpyrola (S, T), jättesvampmal (S), korallrot (S, T, §8), mindre märgborre (S, T), platt fjädermossa (S, T), rödgul trumpetsvamp (S), skogsknipprot (S, T, §8), stor aspticka (S, T), strutbräken (S, T), stubbspretmossa (S, T), svavelriska (S), trådticka (S, T), tvåblad (S, §8), vedticka (S, T), västlig hakmossa (S), vågbandad barkbock (S), zontaggsvamp (S), blåsippa (T, §9), nattskärra (T, §4), spillkråka (T, §4), tjäder (T, §4), fiskgjuse (§4), gröngöling (§4), grönsiska (§4), havsörn (§4), kungsfågel (§4), orre (§4), svartvit flugsnappare (§4), trana (§4), törnskata (§4), fläcknycklar (§8) och gullviva (§9). Se Figur 1.</w:t>
+        <w:t>I och inom 24 meter från avverkningsanmälan finns fynd av 70 naturvårdsarter, varav 30 är rödlistade, 26 är fridlysta, 35 är typiska (T) och 25 är signalarter (S): ejder (EN, §4), grangråticka (VU, T), gråtrut (VU, §4), rotfingersvamp (VU), dofttaggsvamp (NT, T), drillsnäppa (NT, §4), dropptaggsvamp (NT, T), fjällig taggsvamp s.str. (NT), flattoppad klubbsvamp (NT), fyrflikig jordstjärna (NT, T), grantaggsvamp (NT), grönhjon (NT), gulsparv (NT, §4), jungfrulin (NT), kandelabersvamp (NT, T), kattfotslav (NT, T), kricka (NT, §4), mindre hackspett (NT, T, §4), motaggsvamp (NT, T), orange taggsvamp (NT, T), reliktbock (NT, T), silltrut (NT, §4), skarp dropptaggsvamp (NT), sädesärla (NT, §4), såpfingersvamp (NT), sårläka (NT, T), tallticka (NT, T), ullticka (NT, T), vedskivlav (NT, T), vedtrappmossa (NT, T), barkticka (S, T), björksplintborre (S), blodticka (S, T), blomkålssvamp (S), blåmossa (S, T), bronshjon (S, T), granbarkgnagare (S, T), grovticka (S, T), grönpyrola (S, T), jättesvampmal (S), korallrot (S, T, §8), mindre märgborre (S, T), platt fjädermossa (S, T), rödgul trumpetsvamp (S), skogsknipprot (S, T, §8), stor aspticka (S, T), strutbräken (S, T), stubbspretmossa (S, T), svavelriska (S), trådticka (S, T), tvåblad (S, §8), vedticka (S, T), västlig hakmossa (S), vågbandad barkbock (S), zontaggsvamp (S), blåsippa (T, §9), nattskärra (T, §4), spillkråka (T, §4), tjäder (T, §4), fiskgjuse (§4), gröngöling (§4), grönsiska (§4), havsörn (§4), kungsfågel (§4), orre (§4), svartvit flugsnappare (§4), trana (§4), törnskata (§4), fläcknycklar (§8) och gullviva (§9). Se Figur 1.</w:t>
       </w:r>
     </w:p>
     <w:p>
@@ -536,6 +536,17 @@
         <w:rPr>
           <w:b/>
         </w:rPr>
+        <w:t xml:space="preserve">Såpfingersvamp (NT) </w:t>
+      </w:r>
+      <w:r>
+        <w:t>är en sällsynt ”toppart” som bildar mykorrhiza med gran i kalkbarrskog, sällsynt även med ek, hassel och bok i kalkrik ädellövskog. Status i landet något oklar men eftersökt och uppenbarligen mycket ovanlig och med liten förekomstarea. All form av skogsavverkning i eller i närheten av växtplatsen som kan påverka lokalens mikroklimat utgör ett hot. Växtplatserna bör skyddas och arten bör eftersökas på nya lokaler i såväl kalkgranskogar som rika ädellövskogar i södra Sverige. Såpfingersvamp är placerad högst upp i Skogsstyrelsens värdepyramid för bedömning av skog med höga naturvärden (SLU Artdatabanken, 2024; Nitare &amp; Skogsstyrelsen, 2019).</w:t>
+      </w:r>
+    </w:p>
+    <w:p>
+      <w:r>
+        <w:rPr>
+          <w:b/>
+        </w:rPr>
         <w:t>Sårläka (NT)</w:t>
       </w:r>
       <w:r>
@@ -1422,7 +1433,7 @@
         <w:rPr>
           <w:i/>
         </w:rPr>
-        <w:t>I det avverkningsanmälda skogsområdet har 54 rödlistade arter och signalarter påträffats. Detta ska jämföras med Skogsstyrelsens uppföljning 2017 av nyckelbiotoper som visade att man i genomsnitt hittar 20,6 olika rödlistade arter och signalarter i en nyckelbiotop (Wijk, S. 2017. Biologisk mångfald i nyckelbiotoper – Resultat från inventeringen “Uppföljning biologisk mångfald” 2009–2015. Rapport 4/2017 Skogsstyrelsen, Jönköping).</w:t>
+        <w:t>I det avverkningsanmälda skogsområdet har 55 rödlistade arter och signalarter påträffats. Detta ska jämföras med Skogsstyrelsens uppföljning 2017 av nyckelbiotoper som visade att man i genomsnitt hittar 20,6 olika rödlistade arter och signalarter i en nyckelbiotop (Wijk, S. 2017. Biologisk mångfald i nyckelbiotoper – Resultat från inventeringen “Uppföljning biologisk mångfald” 2009–2015. Rapport 4/2017 Skogsstyrelsen, Jönköping).</w:t>
       </w:r>
     </w:p>
     <w:p>
@@ -1451,7 +1462,7 @@
         <w:rPr>
           <w:i/>
         </w:rPr>
-        <w:t>I det avverkningsanmälda skogsområdet har 69 naturvårdsarter varav 29 rödlistade arter sina livsmiljöer och växtplatser.</w:t>
+        <w:t>I det avverkningsanmälda skogsområdet har 70 naturvårdsarter varav 30 rödlistade arter sina livsmiljöer och växtplatser.</w:t>
       </w:r>
     </w:p>
     <w:p>
@@ -2253,7 +2264,7 @@
     <w:r>
       <w:tab/>
       <w:tab/>
-      <w:t>2026-09-22</w:t>
+      <w:t>2026-09-23</w:t>
       <w:br/>
       <w:br/>
     </w:r>

--- a/klagomål/Norra skogen FSC-klagomål.docx
+++ b/klagomål/Norra skogen FSC-klagomål.docx
@@ -168,7 +168,7 @@
     </w:p>
     <w:p>
       <w:r>
-        <w:t>Detta klagomål behandlar höga naturvärden i avverkningsanmälan Norra skogen i Haninge kommun som inkom 2026-09-23 och omfattar 403,2 ha.</w:t>
+        <w:t>Detta klagomål behandlar höga naturvärden i avverkningsanmälan Norra skogen i Haninge kommun som inkom 2026-09-24 och omfattar 403,2 ha.</w:t>
       </w:r>
     </w:p>
     <w:p>
@@ -2264,7 +2264,7 @@
     <w:r>
       <w:tab/>
       <w:tab/>
-      <w:t>2026-09-23</w:t>
+      <w:t>2026-09-24</w:t>
       <w:br/>
       <w:br/>
     </w:r>

--- a/klagomål/Norra skogen FSC-klagomål.docx
+++ b/klagomål/Norra skogen FSC-klagomål.docx
@@ -168,7 +168,7 @@
     </w:p>
     <w:p>
       <w:r>
-        <w:t>Detta klagomål behandlar höga naturvärden i avverkningsanmälan Norra skogen i Haninge kommun som inkom 2026-09-24 och omfattar 403,2 ha.</w:t>
+        <w:t>Detta klagomål behandlar höga naturvärden i avverkningsanmälan Norra skogen i Haninge kommun som inkom 2026-09-25 och omfattar 403,2 ha.</w:t>
       </w:r>
     </w:p>
     <w:p>
@@ -2264,7 +2264,7 @@
     <w:r>
       <w:tab/>
       <w:tab/>
-      <w:t>2026-09-24</w:t>
+      <w:t>2026-09-25</w:t>
       <w:br/>
       <w:br/>
     </w:r>

--- a/klagomål/Norra skogen FSC-klagomål.docx
+++ b/klagomål/Norra skogen FSC-klagomål.docx
@@ -168,7 +168,7 @@
     </w:p>
     <w:p>
       <w:r>
-        <w:t>Detta klagomål behandlar höga naturvärden i avverkningsanmälan Norra skogen i Haninge kommun som inkom 2026-09-25 och omfattar 403,2 ha.</w:t>
+        <w:t>Detta klagomål behandlar höga naturvärden i avverkningsanmälan Norra skogen i Haninge kommun som inkom 2026-09-26 och omfattar 403,2 ha.</w:t>
       </w:r>
     </w:p>
     <w:p>
@@ -2264,7 +2264,7 @@
     <w:r>
       <w:tab/>
       <w:tab/>
-      <w:t>2026-09-25</w:t>
+      <w:t>2026-09-26</w:t>
       <w:br/>
       <w:br/>
     </w:r>

--- a/klagomål/Norra skogen FSC-klagomål.docx
+++ b/klagomål/Norra skogen FSC-klagomål.docx
@@ -168,7 +168,7 @@
     </w:p>
     <w:p>
       <w:r>
-        <w:t>Detta klagomål behandlar höga naturvärden i avverkningsanmälan Norra skogen i Haninge kommun som inkom 2026-09-26 och omfattar 403,2 ha.</w:t>
+        <w:t>Detta klagomål behandlar höga naturvärden i avverkningsanmälan Norra skogen i Haninge kommun som inkom 2026-09-27 och omfattar 403,2 ha.</w:t>
       </w:r>
     </w:p>
     <w:p>
@@ -2264,7 +2264,7 @@
     <w:r>
       <w:tab/>
       <w:tab/>
-      <w:t>2026-09-26</w:t>
+      <w:t>2026-09-27</w:t>
       <w:br/>
       <w:br/>
     </w:r>

--- a/klagomål/Norra skogen FSC-klagomål.docx
+++ b/klagomål/Norra skogen FSC-klagomål.docx
@@ -168,7 +168,7 @@
     </w:p>
     <w:p>
       <w:r>
-        <w:t>Detta klagomål behandlar höga naturvärden i avverkningsanmälan Norra skogen i Haninge kommun som inkom 2026-09-27 och omfattar 403,2 ha.</w:t>
+        <w:t>Detta klagomål behandlar höga naturvärden i avverkningsanmälan Norra skogen i Haninge kommun som inkom 2026-09-28 och omfattar 403,2 ha.</w:t>
       </w:r>
     </w:p>
     <w:p>
@@ -2264,7 +2264,7 @@
     <w:r>
       <w:tab/>
       <w:tab/>
-      <w:t>2026-09-27</w:t>
+      <w:t>2026-09-28</w:t>
       <w:br/>
       <w:br/>
     </w:r>

--- a/klagomål/Norra skogen FSC-klagomål.docx
+++ b/klagomål/Norra skogen FSC-klagomål.docx
@@ -168,7 +168,7 @@
     </w:p>
     <w:p>
       <w:r>
-        <w:t>Detta klagomål behandlar höga naturvärden i avverkningsanmälan Norra skogen i Haninge kommun som inkom 2026-09-28 och omfattar 403,2 ha.</w:t>
+        <w:t>Detta klagomål behandlar höga naturvärden i avverkningsanmälan Norra skogen i Haninge kommun som inkom 2026-09-29 och omfattar 403,2 ha.</w:t>
       </w:r>
     </w:p>
     <w:p>
@@ -2264,7 +2264,7 @@
     <w:r>
       <w:tab/>
       <w:tab/>
-      <w:t>2026-09-28</w:t>
+      <w:t>2026-09-29</w:t>
       <w:br/>
       <w:br/>
     </w:r>

--- a/klagomål/Norra skogen FSC-klagomål.docx
+++ b/klagomål/Norra skogen FSC-klagomål.docx
@@ -168,7 +168,7 @@
     </w:p>
     <w:p>
       <w:r>
-        <w:t>Detta klagomål behandlar höga naturvärden i avverkningsanmälan Norra skogen i Haninge kommun som inkom 2026-09-29 och omfattar 403,2 ha.</w:t>
+        <w:t>Detta klagomål behandlar höga naturvärden i avverkningsanmälan Norra skogen i Haninge kommun som inkom 2026-09-30 och omfattar 403,2 ha.</w:t>
       </w:r>
     </w:p>
     <w:p>
@@ -2264,7 +2264,7 @@
     <w:r>
       <w:tab/>
       <w:tab/>
-      <w:t>2026-09-29</w:t>
+      <w:t>2026-09-30</w:t>
       <w:br/>
       <w:br/>
     </w:r>

--- a/klagomål/Norra skogen FSC-klagomål.docx
+++ b/klagomål/Norra skogen FSC-klagomål.docx
@@ -168,7 +168,7 @@
     </w:p>
     <w:p>
       <w:r>
-        <w:t>Detta klagomål behandlar höga naturvärden i avverkningsanmälan Norra skogen i Haninge kommun som inkom 2026-09-30 och omfattar 403,2 ha.</w:t>
+        <w:t>Detta klagomål behandlar höga naturvärden i avverkningsanmälan Norra skogen i Haninge kommun som inkom 2026-10-01 och omfattar 403,2 ha.</w:t>
       </w:r>
     </w:p>
     <w:p>
@@ -2264,7 +2264,7 @@
     <w:r>
       <w:tab/>
       <w:tab/>
-      <w:t>2026-09-30</w:t>
+      <w:t>2026-10-01</w:t>
       <w:br/>
       <w:br/>
     </w:r>

--- a/klagomål/Norra skogen FSC-klagomål.docx
+++ b/klagomål/Norra skogen FSC-klagomål.docx
@@ -168,7 +168,7 @@
     </w:p>
     <w:p>
       <w:r>
-        <w:t>Detta klagomål behandlar höga naturvärden i avverkningsanmälan Norra skogen i Haninge kommun som inkom 2026-10-01 och omfattar 403,2 ha.</w:t>
+        <w:t>Detta klagomål behandlar höga naturvärden i avverkningsanmälan Norra skogen i Haninge kommun som inkom 2026-10-02 och omfattar 403,2 ha.</w:t>
       </w:r>
     </w:p>
     <w:p>
@@ -2264,7 +2264,7 @@
     <w:r>
       <w:tab/>
       <w:tab/>
-      <w:t>2026-10-01</w:t>
+      <w:t>2026-10-02</w:t>
       <w:br/>
       <w:br/>
     </w:r>

--- a/klagomål/Norra skogen FSC-klagomål.docx
+++ b/klagomål/Norra skogen FSC-klagomål.docx
@@ -168,7 +168,7 @@
     </w:p>
     <w:p>
       <w:r>
-        <w:t>Detta klagomål behandlar höga naturvärden i avverkningsanmälan Norra skogen i Haninge kommun som inkom 2026-10-02 och omfattar 403,2 ha.</w:t>
+        <w:t>Detta klagomål behandlar höga naturvärden i avverkningsanmälan Norra skogen i Haninge kommun som inkom 2026-10-03 och omfattar 403,2 ha.</w:t>
       </w:r>
     </w:p>
     <w:p>
@@ -2264,7 +2264,7 @@
     <w:r>
       <w:tab/>
       <w:tab/>
-      <w:t>2026-10-02</w:t>
+      <w:t>2026-10-03</w:t>
       <w:br/>
       <w:br/>
     </w:r>

--- a/klagomål/Norra skogen FSC-klagomål.docx
+++ b/klagomål/Norra skogen FSC-klagomål.docx
@@ -168,7 +168,7 @@
     </w:p>
     <w:p>
       <w:r>
-        <w:t>Detta klagomål behandlar höga naturvärden i avverkningsanmälan Norra skogen i Haninge kommun som inkom 2026-10-03 och omfattar 403,2 ha.</w:t>
+        <w:t>Detta klagomål behandlar höga naturvärden i avverkningsanmälan Norra skogen i Haninge kommun som inkom 2026-10-04 och omfattar 403,2 ha.</w:t>
       </w:r>
     </w:p>
     <w:p>
@@ -2264,7 +2264,7 @@
     <w:r>
       <w:tab/>
       <w:tab/>
-      <w:t>2026-10-03</w:t>
+      <w:t>2026-10-04</w:t>
       <w:br/>
       <w:br/>
     </w:r>

--- a/klagomål/Norra skogen FSC-klagomål.docx
+++ b/klagomål/Norra skogen FSC-klagomål.docx
@@ -168,7 +168,7 @@
     </w:p>
     <w:p>
       <w:r>
-        <w:t>Detta klagomål behandlar höga naturvärden i avverkningsanmälan Norra skogen i Haninge kommun som inkom 2026-10-04 och omfattar 403,2 ha.</w:t>
+        <w:t>Detta klagomål behandlar höga naturvärden i avverkningsanmälan Norra skogen i Haninge kommun som inkom 2026-10-05 och omfattar 403,2 ha.</w:t>
       </w:r>
     </w:p>
     <w:p>
@@ -2264,7 +2264,7 @@
     <w:r>
       <w:tab/>
       <w:tab/>
-      <w:t>2026-10-04</w:t>
+      <w:t>2026-10-05</w:t>
       <w:br/>
       <w:br/>
     </w:r>

--- a/klagomål/Norra skogen FSC-klagomål.docx
+++ b/klagomål/Norra skogen FSC-klagomål.docx
@@ -168,7 +168,7 @@
     </w:p>
     <w:p>
       <w:r>
-        <w:t>Detta klagomål behandlar höga naturvärden i avverkningsanmälan Norra skogen i Haninge kommun som inkom 2026-10-05 och omfattar 403,2 ha.</w:t>
+        <w:t>Detta klagomål behandlar höga naturvärden i avverkningsanmälan Norra skogen i Haninge kommun som inkom 2026-10-06 och omfattar 403,2 ha.</w:t>
       </w:r>
     </w:p>
     <w:p>
@@ -2264,7 +2264,7 @@
     <w:r>
       <w:tab/>
       <w:tab/>
-      <w:t>2026-10-05</w:t>
+      <w:t>2026-10-06</w:t>
       <w:br/>
       <w:br/>
     </w:r>

--- a/klagomål/Norra skogen FSC-klagomål.docx
+++ b/klagomål/Norra skogen FSC-klagomål.docx
@@ -168,7 +168,7 @@
     </w:p>
     <w:p>
       <w:r>
-        <w:t>Detta klagomål behandlar höga naturvärden i avverkningsanmälan Norra skogen i Haninge kommun som inkom 2026-10-06 och omfattar 403,2 ha.</w:t>
+        <w:t>Detta klagomål behandlar höga naturvärden i avverkningsanmälan Norra skogen i Haninge kommun som inkom 2026-10-07 och omfattar 403,2 ha.</w:t>
       </w:r>
     </w:p>
     <w:p>
@@ -2264,7 +2264,7 @@
     <w:r>
       <w:tab/>
       <w:tab/>
-      <w:t>2026-10-06</w:t>
+      <w:t>2026-10-07</w:t>
       <w:br/>
       <w:br/>
     </w:r>

--- a/klagomål/Norra skogen FSC-klagomål.docx
+++ b/klagomål/Norra skogen FSC-klagomål.docx
@@ -168,7 +168,7 @@
     </w:p>
     <w:p>
       <w:r>
-        <w:t>Detta klagomål behandlar höga naturvärden i avverkningsanmälan Norra skogen i Haninge kommun som inkom 2026-10-07 och omfattar 403,2 ha.</w:t>
+        <w:t>Detta klagomål behandlar höga naturvärden i avverkningsanmälan Norra skogen i Haninge kommun som inkom 2026-10-08 och omfattar 403,2 ha.</w:t>
       </w:r>
     </w:p>
     <w:p>
@@ -2264,7 +2264,7 @@
     <w:r>
       <w:tab/>
       <w:tab/>
-      <w:t>2026-10-07</w:t>
+      <w:t>2026-10-08</w:t>
       <w:br/>
       <w:br/>
     </w:r>

--- a/klagomål/Norra skogen FSC-klagomål.docx
+++ b/klagomål/Norra skogen FSC-klagomål.docx
@@ -168,7 +168,7 @@
     </w:p>
     <w:p>
       <w:r>
-        <w:t>Detta klagomål behandlar höga naturvärden i avverkningsanmälan Norra skogen i Haninge kommun som inkom 2026-10-08 och omfattar 403,2 ha.</w:t>
+        <w:t>Detta klagomål behandlar höga naturvärden i avverkningsanmälan Norra skogen i Haninge kommun som inkom 2026-10-09 och omfattar 403,2 ha.</w:t>
       </w:r>
     </w:p>
     <w:p>
@@ -2264,7 +2264,7 @@
     <w:r>
       <w:tab/>
       <w:tab/>
-      <w:t>2026-10-08</w:t>
+      <w:t>2026-10-09</w:t>
       <w:br/>
       <w:br/>
     </w:r>

--- a/klagomål/Norra skogen FSC-klagomål.docx
+++ b/klagomål/Norra skogen FSC-klagomål.docx
@@ -168,7 +168,7 @@
     </w:p>
     <w:p>
       <w:r>
-        <w:t>Detta klagomål behandlar höga naturvärden i avverkningsanmälan Norra skogen i Haninge kommun som inkom 2026-10-09 och omfattar 403,2 ha.</w:t>
+        <w:t>Detta klagomål behandlar höga naturvärden i avverkningsanmälan Norra skogen i Haninge kommun som inkom 2026-10-10 och omfattar 403,2 ha.</w:t>
       </w:r>
     </w:p>
     <w:p>
@@ -2264,7 +2264,7 @@
     <w:r>
       <w:tab/>
       <w:tab/>
-      <w:t>2026-10-09</w:t>
+      <w:t>2026-10-10</w:t>
       <w:br/>
       <w:br/>
     </w:r>

--- a/klagomål/Norra skogen FSC-klagomål.docx
+++ b/klagomål/Norra skogen FSC-klagomål.docx
@@ -168,7 +168,7 @@
     </w:p>
     <w:p>
       <w:r>
-        <w:t>Detta klagomål behandlar höga naturvärden i avverkningsanmälan Norra skogen i Haninge kommun som inkom 2026-10-10 och omfattar 403,2 ha.</w:t>
+        <w:t>Detta klagomål behandlar höga naturvärden i avverkningsanmälan Norra skogen i Haninge kommun som inkom 2026-10-11 och omfattar 403,2 ha.</w:t>
       </w:r>
     </w:p>
     <w:p>
@@ -2264,7 +2264,7 @@
     <w:r>
       <w:tab/>
       <w:tab/>
-      <w:t>2026-10-10</w:t>
+      <w:t>2026-10-11</w:t>
       <w:br/>
       <w:br/>
     </w:r>

--- a/klagomål/Norra skogen FSC-klagomål.docx
+++ b/klagomål/Norra skogen FSC-klagomål.docx
@@ -168,7 +168,7 @@
     </w:p>
     <w:p>
       <w:r>
-        <w:t>Detta klagomål behandlar höga naturvärden i avverkningsanmälan Norra skogen i Haninge kommun som inkom 2026-10-11 och omfattar 403,2 ha.</w:t>
+        <w:t>Detta klagomål behandlar höga naturvärden i avverkningsanmälan Norra skogen i Haninge kommun som inkom 2026-10-12 och omfattar 403,2 ha.</w:t>
       </w:r>
     </w:p>
     <w:p>
@@ -2264,7 +2264,7 @@
     <w:r>
       <w:tab/>
       <w:tab/>
-      <w:t>2026-10-11</w:t>
+      <w:t>2026-10-12</w:t>
       <w:br/>
       <w:br/>
     </w:r>

--- a/klagomål/Norra skogen FSC-klagomål.docx
+++ b/klagomål/Norra skogen FSC-klagomål.docx
@@ -168,7 +168,7 @@
     </w:p>
     <w:p>
       <w:r>
-        <w:t>Detta klagomål behandlar höga naturvärden i avverkningsanmälan Norra skogen i Haninge kommun som inkom 2026-10-12 och omfattar 403,2 ha.</w:t>
+        <w:t>Detta klagomål behandlar höga naturvärden i avverkningsanmälan Norra skogen i Haninge kommun som inkom 2026-10-13 och omfattar 403,2 ha.</w:t>
       </w:r>
     </w:p>
     <w:p>
@@ -2264,7 +2264,7 @@
     <w:r>
       <w:tab/>
       <w:tab/>
-      <w:t>2026-10-12</w:t>
+      <w:t>2026-10-13</w:t>
       <w:br/>
       <w:br/>
     </w:r>

--- a/klagomål/Norra skogen FSC-klagomål.docx
+++ b/klagomål/Norra skogen FSC-klagomål.docx
@@ -168,7 +168,7 @@
     </w:p>
     <w:p>
       <w:r>
-        <w:t>Detta klagomål behandlar höga naturvärden i avverkningsanmälan Norra skogen i Haninge kommun som inkom 2026-10-13 och omfattar 403,2 ha.</w:t>
+        <w:t>Detta klagomål behandlar höga naturvärden i avverkningsanmälan Norra skogen i Haninge kommun som inkom 2026-10-14 och omfattar 403,2 ha.</w:t>
       </w:r>
     </w:p>
     <w:p>
@@ -2264,7 +2264,7 @@
     <w:r>
       <w:tab/>
       <w:tab/>
-      <w:t>2026-10-13</w:t>
+      <w:t>2026-10-14</w:t>
       <w:br/>
       <w:br/>
     </w:r>

--- a/klagomål/Norra skogen FSC-klagomål.docx
+++ b/klagomål/Norra skogen FSC-klagomål.docx
@@ -168,7 +168,7 @@
     </w:p>
     <w:p>
       <w:r>
-        <w:t>Detta klagomål behandlar höga naturvärden i avverkningsanmälan Norra skogen i Haninge kommun som inkom 2026-10-14 och omfattar 403,2 ha.</w:t>
+        <w:t>Detta klagomål behandlar höga naturvärden i avverkningsanmälan Norra skogen i Haninge kommun som inkom 2026-10-16 och omfattar 403,2 ha.</w:t>
       </w:r>
     </w:p>
     <w:p>
@@ -2264,7 +2264,7 @@
     <w:r>
       <w:tab/>
       <w:tab/>
-      <w:t>2026-10-14</w:t>
+      <w:t>2026-10-16</w:t>
       <w:br/>
       <w:br/>
     </w:r>

--- a/klagomål/Norra skogen FSC-klagomål.docx
+++ b/klagomål/Norra skogen FSC-klagomål.docx
@@ -168,7 +168,7 @@
     </w:p>
     <w:p>
       <w:r>
-        <w:t>Detta klagomål behandlar höga naturvärden i avverkningsanmälan Norra skogen i Haninge kommun som inkom 2026-10-16 och omfattar 403,2 ha.</w:t>
+        <w:t>Detta klagomål behandlar höga naturvärden i avverkningsanmälan Norra skogen i Haninge kommun som inkom 2026-10-17 och omfattar 403,2 ha.</w:t>
       </w:r>
     </w:p>
     <w:p>
@@ -2264,7 +2264,7 @@
     <w:r>
       <w:tab/>
       <w:tab/>
-      <w:t>2026-10-16</w:t>
+      <w:t>2026-10-17</w:t>
       <w:br/>
       <w:br/>
     </w:r>

--- a/klagomål/Norra skogen FSC-klagomål.docx
+++ b/klagomål/Norra skogen FSC-klagomål.docx
@@ -168,7 +168,7 @@
     </w:p>
     <w:p>
       <w:r>
-        <w:t>Detta klagomål behandlar höga naturvärden i avverkningsanmälan Norra skogen i Haninge kommun som inkom 2026-10-17 och omfattar 403,2 ha.</w:t>
+        <w:t>Detta klagomål behandlar höga naturvärden i avverkningsanmälan Norra skogen i Haninge kommun som inkom 2026-10-18 och omfattar 403,2 ha.</w:t>
       </w:r>
     </w:p>
     <w:p>
@@ -2264,7 +2264,7 @@
     <w:r>
       <w:tab/>
       <w:tab/>
-      <w:t>2026-10-17</w:t>
+      <w:t>2026-10-18</w:t>
       <w:br/>
       <w:br/>
     </w:r>

--- a/klagomål/Norra skogen FSC-klagomål.docx
+++ b/klagomål/Norra skogen FSC-klagomål.docx
@@ -168,7 +168,7 @@
     </w:p>
     <w:p>
       <w:r>
-        <w:t>Detta klagomål behandlar höga naturvärden i avverkningsanmälan Norra skogen i Haninge kommun som inkom 2026-10-18 och omfattar 403,2 ha.</w:t>
+        <w:t>Detta klagomål behandlar höga naturvärden i avverkningsanmälan Norra skogen i Haninge kommun som inkom 2026-10-19 och omfattar 403,2 ha.</w:t>
       </w:r>
     </w:p>
     <w:p>
@@ -2264,7 +2264,7 @@
     <w:r>
       <w:tab/>
       <w:tab/>
-      <w:t>2026-10-18</w:t>
+      <w:t>2026-10-19</w:t>
       <w:br/>
       <w:br/>
     </w:r>

--- a/klagomål/Norra skogen FSC-klagomål.docx
+++ b/klagomål/Norra skogen FSC-klagomål.docx
@@ -168,7 +168,7 @@
     </w:p>
     <w:p>
       <w:r>
-        <w:t>Detta klagomål behandlar höga naturvärden i avverkningsanmälan Norra skogen i Haninge kommun som inkom 2026-10-19 och omfattar 403,2 ha.</w:t>
+        <w:t>Detta klagomål behandlar höga naturvärden i avverkningsanmälan Norra skogen i Haninge kommun som inkom 2026-10-20 och omfattar 403,2 ha.</w:t>
       </w:r>
     </w:p>
     <w:p>
@@ -2264,7 +2264,7 @@
     <w:r>
       <w:tab/>
       <w:tab/>
-      <w:t>2026-10-19</w:t>
+      <w:t>2026-10-20</w:t>
       <w:br/>
       <w:br/>
     </w:r>

--- a/klagomål/Norra skogen FSC-klagomål.docx
+++ b/klagomål/Norra skogen FSC-klagomål.docx
@@ -168,7 +168,7 @@
     </w:p>
     <w:p>
       <w:r>
-        <w:t>Detta klagomål behandlar höga naturvärden i avverkningsanmälan Norra skogen i Haninge kommun som inkom 2026-10-20 och omfattar 403,2 ha.</w:t>
+        <w:t>Detta klagomål behandlar höga naturvärden i avverkningsanmälan Norra skogen i Haninge kommun som inkom 2026-10-21 och omfattar 403,2 ha.</w:t>
       </w:r>
     </w:p>
     <w:p>
@@ -2264,7 +2264,7 @@
     <w:r>
       <w:tab/>
       <w:tab/>
-      <w:t>2026-10-20</w:t>
+      <w:t>2026-10-21</w:t>
       <w:br/>
       <w:br/>
     </w:r>

--- a/klagomål/Norra skogen FSC-klagomål.docx
+++ b/klagomål/Norra skogen FSC-klagomål.docx
@@ -168,7 +168,7 @@
     </w:p>
     <w:p>
       <w:r>
-        <w:t>Detta klagomål behandlar höga naturvärden i avverkningsanmälan Norra skogen i Haninge kommun som inkom 2026-10-21 och omfattar 403,2 ha.</w:t>
+        <w:t>Detta klagomål behandlar höga naturvärden i avverkningsanmälan Norra skogen i Haninge kommun som inkom 2026-10-22 och omfattar 403,2 ha.</w:t>
       </w:r>
     </w:p>
     <w:p>
@@ -2264,7 +2264,7 @@
     <w:r>
       <w:tab/>
       <w:tab/>
-      <w:t>2026-10-21</w:t>
+      <w:t>2026-10-22</w:t>
       <w:br/>
       <w:br/>
     </w:r>

--- a/klagomål/Norra skogen FSC-klagomål.docx
+++ b/klagomål/Norra skogen FSC-klagomål.docx
@@ -168,7 +168,7 @@
     </w:p>
     <w:p>
       <w:r>
-        <w:t>Detta klagomål behandlar höga naturvärden i avverkningsanmälan Norra skogen i Haninge kommun som inkom 2026-10-22 och omfattar 403,2 ha.</w:t>
+        <w:t>Detta klagomål behandlar höga naturvärden i avverkningsanmälan Norra skogen i Haninge kommun som inkom 2026-10-23 och omfattar 403,2 ha.</w:t>
       </w:r>
     </w:p>
     <w:p>
@@ -2264,7 +2264,7 @@
     <w:r>
       <w:tab/>
       <w:tab/>
-      <w:t>2026-10-22</w:t>
+      <w:t>2026-10-23</w:t>
       <w:br/>
       <w:br/>
     </w:r>

--- a/klagomål/Norra skogen FSC-klagomål.docx
+++ b/klagomål/Norra skogen FSC-klagomål.docx
@@ -168,7 +168,7 @@
     </w:p>
     <w:p>
       <w:r>
-        <w:t>Detta klagomål behandlar höga naturvärden i avverkningsanmälan Norra skogen i Haninge kommun som inkom 2026-10-23 och omfattar 403,2 ha.</w:t>
+        <w:t>Detta klagomål behandlar höga naturvärden i avverkningsanmälan Norra skogen i Haninge kommun som inkom 2026-10-24 och omfattar 403,2 ha.</w:t>
       </w:r>
     </w:p>
     <w:p>
@@ -2264,7 +2264,7 @@
     <w:r>
       <w:tab/>
       <w:tab/>
-      <w:t>2026-10-23</w:t>
+      <w:t>2026-10-24</w:t>
       <w:br/>
       <w:br/>
     </w:r>

--- a/klagomål/Norra skogen FSC-klagomål.docx
+++ b/klagomål/Norra skogen FSC-klagomål.docx
@@ -168,7 +168,7 @@
     </w:p>
     <w:p>
       <w:r>
-        <w:t>Detta klagomål behandlar höga naturvärden i avverkningsanmälan Norra skogen i Haninge kommun som inkom 2026-10-24 och omfattar 403,2 ha.</w:t>
+        <w:t>Detta klagomål behandlar höga naturvärden i avverkningsanmälan Norra skogen i Haninge kommun som inkom 2026-10-25 och omfattar 403,2 ha.</w:t>
       </w:r>
     </w:p>
     <w:p>
@@ -2264,7 +2264,7 @@
     <w:r>
       <w:tab/>
       <w:tab/>
-      <w:t>2026-10-24</w:t>
+      <w:t>2026-10-25</w:t>
       <w:br/>
       <w:br/>
     </w:r>

--- a/klagomål/Norra skogen FSC-klagomål.docx
+++ b/klagomål/Norra skogen FSC-klagomål.docx
@@ -168,7 +168,7 @@
     </w:p>
     <w:p>
       <w:r>
-        <w:t>Detta klagomål behandlar höga naturvärden i avverkningsanmälan Norra skogen i Haninge kommun som inkom 2026-10-25 och omfattar 403,2 ha.</w:t>
+        <w:t>Detta klagomål behandlar höga naturvärden i avverkningsanmälan Norra skogen i Haninge kommun som inkom 2026-10-26 och omfattar 403,2 ha.</w:t>
       </w:r>
     </w:p>
     <w:p>
@@ -2264,7 +2264,7 @@
     <w:r>
       <w:tab/>
       <w:tab/>
-      <w:t>2026-10-25</w:t>
+      <w:t>2026-10-26</w:t>
       <w:br/>
       <w:br/>
     </w:r>

--- a/klagomål/Norra skogen FSC-klagomål.docx
+++ b/klagomål/Norra skogen FSC-klagomål.docx
@@ -168,7 +168,7 @@
     </w:p>
     <w:p>
       <w:r>
-        <w:t>Detta klagomål behandlar höga naturvärden i avverkningsanmälan Norra skogen i Haninge kommun som inkom 2026-10-26 och omfattar 403,2 ha.</w:t>
+        <w:t>Detta klagomål behandlar höga naturvärden i avverkningsanmälan Norra skogen i Haninge kommun som inkom 2026-10-27 och omfattar 403,2 ha.</w:t>
       </w:r>
     </w:p>
     <w:p>
@@ -2264,7 +2264,7 @@
     <w:r>
       <w:tab/>
       <w:tab/>
-      <w:t>2026-10-26</w:t>
+      <w:t>2026-10-27</w:t>
       <w:br/>
       <w:br/>
     </w:r>

--- a/klagomål/Norra skogen FSC-klagomål.docx
+++ b/klagomål/Norra skogen FSC-klagomål.docx
@@ -168,7 +168,7 @@
     </w:p>
     <w:p>
       <w:r>
-        <w:t>Detta klagomål behandlar höga naturvärden i avverkningsanmälan Norra skogen i Haninge kommun som inkom 2026-10-27 och omfattar 403,2 ha.</w:t>
+        <w:t>Detta klagomål behandlar höga naturvärden i avverkningsanmälan Norra skogen i Haninge kommun som inkom 2026-10-28 och omfattar 403,2 ha.</w:t>
       </w:r>
     </w:p>
     <w:p>
@@ -2264,7 +2264,7 @@
     <w:r>
       <w:tab/>
       <w:tab/>
-      <w:t>2026-10-27</w:t>
+      <w:t>2026-10-28</w:t>
       <w:br/>
       <w:br/>
     </w:r>

--- a/klagomål/Norra skogen FSC-klagomål.docx
+++ b/klagomål/Norra skogen FSC-klagomål.docx
@@ -168,7 +168,7 @@
     </w:p>
     <w:p>
       <w:r>
-        <w:t>Detta klagomål behandlar höga naturvärden i avverkningsanmälan Norra skogen i Haninge kommun som inkom 2026-10-28 och omfattar 403,2 ha.</w:t>
+        <w:t>Detta klagomål behandlar höga naturvärden i avverkningsanmälan Norra skogen i Haninge kommun som inkom 2026-10-29 och omfattar 403,2 ha.</w:t>
       </w:r>
     </w:p>
     <w:p>
@@ -2264,7 +2264,7 @@
     <w:r>
       <w:tab/>
       <w:tab/>
-      <w:t>2026-10-28</w:t>
+      <w:t>2026-10-29</w:t>
       <w:br/>
       <w:br/>
     </w:r>

--- a/klagomål/Norra skogen FSC-klagomål.docx
+++ b/klagomål/Norra skogen FSC-klagomål.docx
@@ -168,7 +168,7 @@
     </w:p>
     <w:p>
       <w:r>
-        <w:t>Detta klagomål behandlar höga naturvärden i avverkningsanmälan Norra skogen i Haninge kommun som inkom 2026-10-29 och omfattar 403,2 ha.</w:t>
+        <w:t>Detta klagomål behandlar höga naturvärden i avverkningsanmälan Norra skogen i Haninge kommun som inkom 2026-10-30 och omfattar 403,2 ha.</w:t>
       </w:r>
     </w:p>
     <w:p>
@@ -2264,7 +2264,7 @@
     <w:r>
       <w:tab/>
       <w:tab/>
-      <w:t>2026-10-29</w:t>
+      <w:t>2026-10-30</w:t>
       <w:br/>
       <w:br/>
     </w:r>

--- a/klagomål/Norra skogen FSC-klagomål.docx
+++ b/klagomål/Norra skogen FSC-klagomål.docx
@@ -168,7 +168,7 @@
     </w:p>
     <w:p>
       <w:r>
-        <w:t>Detta klagomål behandlar höga naturvärden i avverkningsanmälan Norra skogen i Haninge kommun som inkom 2026-10-30 och omfattar 403,2 ha.</w:t>
+        <w:t>Detta klagomål behandlar höga naturvärden i avverkningsanmälan Norra skogen i Haninge kommun som inkom 2026-10-31 och omfattar 403,2 ha.</w:t>
       </w:r>
     </w:p>
     <w:p>
@@ -2264,7 +2264,7 @@
     <w:r>
       <w:tab/>
       <w:tab/>
-      <w:t>2026-10-30</w:t>
+      <w:t>2026-10-31</w:t>
       <w:br/>
       <w:br/>
     </w:r>
